--- a/cv.docx
+++ b/cv.docx
@@ -148,7 +148,7 @@
             <w:sz w:val="22"/>
             <w:szCs w:val="22"/>
           </w:rPr>
-          <w:t>linkedin.com/in/melitacruces</w:t>
+          <w:t>LinkedIn</w:t>
         </w:r>
       </w:hyperlink>
       <w:r>
@@ -167,7 +167,7 @@
             <w:sz w:val="22"/>
             <w:szCs w:val="22"/>
           </w:rPr>
-          <w:t>github.com/melitacruces</w:t>
+          <w:t>Portafolio</w:t>
         </w:r>
       </w:hyperlink>
     </w:p>
@@ -424,7 +424,25 @@
           <w:sz w:val="22"/>
           <w:szCs w:val="22"/>
         </w:rPr>
-        <w:t>Colaboré con la start-up Exovet en la identificación y propuesta de mejoras para su modelo de negocio.</w:t>
+        <w:t xml:space="preserve">Colaboré con la </w:t>
+      </w:r>
+      <w:proofErr w:type="gramStart"/>
+      <w:r>
+        <w:rPr>
+          <w:rFonts w:ascii="Times New Roman" w:hAnsi="Times New Roman" w:cs="Times New Roman"/>
+          <w:sz w:val="22"/>
+          <w:szCs w:val="22"/>
+        </w:rPr>
+        <w:t>start-up</w:t>
+      </w:r>
+      <w:proofErr w:type="gramEnd"/>
+      <w:r>
+        <w:rPr>
+          <w:rFonts w:ascii="Times New Roman" w:hAnsi="Times New Roman" w:cs="Times New Roman"/>
+          <w:sz w:val="22"/>
+          <w:szCs w:val="22"/>
+        </w:rPr>
+        <w:t xml:space="preserve"> Exovet en la identificación y propuesta de mejoras para su modelo de negocio.</w:t>
       </w:r>
     </w:p>
     <w:p>
@@ -939,6 +957,15 @@
           <w:lang w:val="en-US"/>
         </w:rPr>
         <w:t>2025</w:t>
+      </w:r>
+      <w:r>
+        <w:rPr>
+          <w:rFonts w:ascii="Times New Roman" w:hAnsi="Times New Roman" w:cs="Times New Roman"/>
+          <w:sz w:val="22"/>
+          <w:szCs w:val="22"/>
+          <w:lang w:val="en-US"/>
+        </w:rPr>
+        <w:t>-2026</w:t>
       </w:r>
     </w:p>
     <w:p>

--- a/cv.docx
+++ b/cv.docx
@@ -22,7 +22,7 @@
           <w:sz w:val="40"/>
           <w:szCs w:val="40"/>
         </w:rPr>
-        <w:t>Luis Andrés Melita Cruces</w:t>
+        <w:t>Luis Melita</w:t>
       </w:r>
     </w:p>
     <w:p>
@@ -64,15 +64,7 @@
           <w:sz w:val="22"/>
           <w:szCs w:val="22"/>
         </w:rPr>
-        <w:t>Concepción,</w:t>
-      </w:r>
-      <w:r>
-        <w:rPr>
-          <w:rFonts w:cs="Times New Roman" w:ascii="Times New Roman" w:hAnsi="Times New Roman"/>
-          <w:sz w:val="22"/>
-          <w:szCs w:val="22"/>
-        </w:rPr>
-        <w:t xml:space="preserve"> Chile | +56953696101 | </w:t>
+        <w:t xml:space="preserve">Concepción, Chile | +56953696101 | </w:t>
       </w:r>
       <w:hyperlink r:id="rId2">
         <w:r>
